--- a/salida/2026-07.docx
+++ b/salida/2026-07.docx
@@ -26,7 +26,7 @@
         <w:t xml:space="preserve">3 de agosto de 2026</w:t>
       </w:r>
     </w:p>
-    <w:bookmarkStart w:id="53" w:name="informe-de-actividades"/>
+    <w:bookmarkStart w:id="65" w:name="informe-de-actividades"/>
     <w:p>
       <w:pPr>
         <w:pStyle w:val="Heading1"/>
@@ -535,7 +535,7 @@
     </w:p>
     <w:bookmarkEnd w:id="22"/>
     <w:bookmarkEnd w:id="23"/>
-    <w:bookmarkStart w:id="51" w:name="probatorios"/>
+    <w:bookmarkStart w:id="63" w:name="probatorios"/>
     <w:p>
       <w:pPr>
         <w:pStyle w:val="Heading2"/>
@@ -928,7 +928,7 @@
       </w:r>
     </w:p>
     <w:bookmarkEnd w:id="49"/>
-    <w:bookmarkStart w:id="50" w:name="X2dd045ef7636cef9022c4d4eed89e3420008b56"/>
+    <w:bookmarkStart w:id="62" w:name="X2dd045ef7636cef9022c4d4eed89e3420008b56"/>
     <w:p>
       <w:pPr>
         <w:pStyle w:val="Heading3"/>
@@ -942,25 +942,181 @@
         <w:pStyle w:val="FirstParagraph"/>
       </w:pPr>
       <w:r>
-        <w:t xml:space="preserve">Evidencia 1</w:t>
+        <w:drawing>
+          <wp:inline>
+            <wp:extent cx="5334000" cy="2811123"/>
+            <wp:effectExtent b="0" l="0" r="0" t="0"/>
+            <wp:docPr descr="Evidencia 1" title="" id="51" name="Picture"/>
+            <a:graphic>
+              <a:graphicData uri="http://schemas.openxmlformats.org/drawingml/2006/picture">
+                <pic:pic>
+                  <pic:nvPicPr>
+                    <pic:cNvPr descr="imagenes/julio/uapa-05.png" id="52" name="Picture"/>
+                    <pic:cNvPicPr>
+                      <a:picLocks noChangeArrowheads="1" noChangeAspect="1"/>
+                    </pic:cNvPicPr>
+                  </pic:nvPicPr>
+                  <pic:blipFill>
+                    <a:blip r:embed="rId50"/>
+                    <a:stretch>
+                      <a:fillRect/>
+                    </a:stretch>
+                  </pic:blipFill>
+                  <pic:spPr bwMode="auto">
+                    <a:xfrm>
+                      <a:off x="0" y="0"/>
+                      <a:ext cx="5334000" cy="2811123"/>
+                    </a:xfrm>
+                    <a:prstGeom prst="rect">
+                      <a:avLst/>
+                    </a:prstGeom>
+                    <a:noFill/>
+                    <a:ln w="9525">
+                      <a:noFill/>
+                      <a:headEnd/>
+                      <a:tailEnd/>
+                    </a:ln>
+                  </pic:spPr>
+                </pic:pic>
+              </a:graphicData>
+            </a:graphic>
+          </wp:inline>
+        </w:drawing>
       </w:r>
       <w:r>
         <w:t xml:space="preserve"> </w:t>
       </w:r>
       <w:r>
-        <w:t xml:space="preserve">Evidencia 2</w:t>
+        <w:drawing>
+          <wp:inline>
+            <wp:extent cx="5334000" cy="2811123"/>
+            <wp:effectExtent b="0" l="0" r="0" t="0"/>
+            <wp:docPr descr="Evidencia 2" title="" id="54" name="Picture"/>
+            <a:graphic>
+              <a:graphicData uri="http://schemas.openxmlformats.org/drawingml/2006/picture">
+                <pic:pic>
+                  <pic:nvPicPr>
+                    <pic:cNvPr descr="imagenes/julio/uapa-06.png" id="55" name="Picture"/>
+                    <pic:cNvPicPr>
+                      <a:picLocks noChangeArrowheads="1" noChangeAspect="1"/>
+                    </pic:cNvPicPr>
+                  </pic:nvPicPr>
+                  <pic:blipFill>
+                    <a:blip r:embed="rId53"/>
+                    <a:stretch>
+                      <a:fillRect/>
+                    </a:stretch>
+                  </pic:blipFill>
+                  <pic:spPr bwMode="auto">
+                    <a:xfrm>
+                      <a:off x="0" y="0"/>
+                      <a:ext cx="5334000" cy="2811123"/>
+                    </a:xfrm>
+                    <a:prstGeom prst="rect">
+                      <a:avLst/>
+                    </a:prstGeom>
+                    <a:noFill/>
+                    <a:ln w="9525">
+                      <a:noFill/>
+                      <a:headEnd/>
+                      <a:tailEnd/>
+                    </a:ln>
+                  </pic:spPr>
+                </pic:pic>
+              </a:graphicData>
+            </a:graphic>
+          </wp:inline>
+        </w:drawing>
       </w:r>
       <w:r>
         <w:t xml:space="preserve"> </w:t>
       </w:r>
       <w:r>
-        <w:t xml:space="preserve">Evidencia 3</w:t>
+        <w:drawing>
+          <wp:inline>
+            <wp:extent cx="5334000" cy="2811123"/>
+            <wp:effectExtent b="0" l="0" r="0" t="0"/>
+            <wp:docPr descr="Evidencia 3" title="" id="57" name="Picture"/>
+            <a:graphic>
+              <a:graphicData uri="http://schemas.openxmlformats.org/drawingml/2006/picture">
+                <pic:pic>
+                  <pic:nvPicPr>
+                    <pic:cNvPr descr="imagenes/julio/uapa-07.png" id="58" name="Picture"/>
+                    <pic:cNvPicPr>
+                      <a:picLocks noChangeArrowheads="1" noChangeAspect="1"/>
+                    </pic:cNvPicPr>
+                  </pic:nvPicPr>
+                  <pic:blipFill>
+                    <a:blip r:embed="rId56"/>
+                    <a:stretch>
+                      <a:fillRect/>
+                    </a:stretch>
+                  </pic:blipFill>
+                  <pic:spPr bwMode="auto">
+                    <a:xfrm>
+                      <a:off x="0" y="0"/>
+                      <a:ext cx="5334000" cy="2811123"/>
+                    </a:xfrm>
+                    <a:prstGeom prst="rect">
+                      <a:avLst/>
+                    </a:prstGeom>
+                    <a:noFill/>
+                    <a:ln w="9525">
+                      <a:noFill/>
+                      <a:headEnd/>
+                      <a:tailEnd/>
+                    </a:ln>
+                  </pic:spPr>
+                </pic:pic>
+              </a:graphicData>
+            </a:graphic>
+          </wp:inline>
+        </w:drawing>
       </w:r>
       <w:r>
         <w:t xml:space="preserve"> </w:t>
       </w:r>
       <w:r>
-        <w:t xml:space="preserve">Evidencia 4</w:t>
+        <w:drawing>
+          <wp:inline>
+            <wp:extent cx="5334000" cy="2811123"/>
+            <wp:effectExtent b="0" l="0" r="0" t="0"/>
+            <wp:docPr descr="Evidencia 4" title="" id="60" name="Picture"/>
+            <a:graphic>
+              <a:graphicData uri="http://schemas.openxmlformats.org/drawingml/2006/picture">
+                <pic:pic>
+                  <pic:nvPicPr>
+                    <pic:cNvPr descr="imagenes/julio/uapa-08.png" id="61" name="Picture"/>
+                    <pic:cNvPicPr>
+                      <a:picLocks noChangeArrowheads="1" noChangeAspect="1"/>
+                    </pic:cNvPicPr>
+                  </pic:nvPicPr>
+                  <pic:blipFill>
+                    <a:blip r:embed="rId59"/>
+                    <a:stretch>
+                      <a:fillRect/>
+                    </a:stretch>
+                  </pic:blipFill>
+                  <pic:spPr bwMode="auto">
+                    <a:xfrm>
+                      <a:off x="0" y="0"/>
+                      <a:ext cx="5334000" cy="2811123"/>
+                    </a:xfrm>
+                    <a:prstGeom prst="rect">
+                      <a:avLst/>
+                    </a:prstGeom>
+                    <a:noFill/>
+                    <a:ln w="9525">
+                      <a:noFill/>
+                      <a:headEnd/>
+                      <a:tailEnd/>
+                    </a:ln>
+                  </pic:spPr>
+                </pic:pic>
+              </a:graphicData>
+            </a:graphic>
+          </wp:inline>
+        </w:drawing>
       </w:r>
     </w:p>
     <w:p>
@@ -970,9 +1126,9 @@
         </w:pict>
       </w:r>
     </w:p>
-    <w:bookmarkEnd w:id="50"/>
-    <w:bookmarkEnd w:id="51"/>
-    <w:bookmarkStart w:id="52" w:name="firmas"/>
+    <w:bookmarkEnd w:id="62"/>
+    <w:bookmarkEnd w:id="63"/>
+    <w:bookmarkStart w:id="64" w:name="firmas"/>
     <w:p>
       <w:pPr>
         <w:pStyle w:val="Heading2"/>
@@ -1047,8 +1203,8 @@
         <w:t xml:space="preserve">Secretaria SUAYED</w:t>
       </w:r>
     </w:p>
-    <w:bookmarkEnd w:id="52"/>
-    <w:bookmarkEnd w:id="53"/>
+    <w:bookmarkEnd w:id="64"/>
+    <w:bookmarkEnd w:id="65"/>
     <w:sectPr>
       <w:footnotePr>
         <w:numRestart w:val="eachSect"/>
